--- a/HCM_KS25_CNTT6_TranThiKimNgan_03.docx
+++ b/HCM_KS25_CNTT6_TranThiKimNgan_03.docx
@@ -1367,10 +1367,8 @@
                 <w:vertAlign w:val="baseline"/>
                 <w:lang w:val="vi-VN"/>
               </w:rPr>
-              <w:t>Material_price</w:t>
-            </w:r>
-            <w:bookmarkStart w:id="0" w:name="_GoBack"/>
-            <w:bookmarkEnd w:id="0"/>
+              <w:t>Material_price - Không nên lưu vì cái này nó không cố định nó sẽ thay đổi theo từng giai đoạn</w:t>
+            </w:r>
           </w:p>
         </w:tc>
       </w:tr>
@@ -1445,6 +1443,1008 @@
           </wp:inline>
         </w:drawing>
       </w:r>
+    </w:p>
+    <w:p>
+      <w:pPr>
+        <w:rPr>
+          <w:rFonts w:hint="default"/>
+          <w:b/>
+          <w:bCs/>
+          <w:sz w:val="28"/>
+          <w:szCs w:val="28"/>
+          <w:lang w:val="vi-VN"/>
+        </w:rPr>
+      </w:pPr>
+      <w:r>
+        <w:rPr>
+          <w:rFonts w:hint="default"/>
+          <w:b/>
+          <w:bCs/>
+          <w:sz w:val="28"/>
+          <w:szCs w:val="28"/>
+          <w:lang w:val="vi-VN"/>
+        </w:rPr>
+        <w:t>UI/UX Figma</w:t>
+      </w:r>
+    </w:p>
+    <w:p>
+      <w:pPr>
+        <w:rPr>
+          <w:rFonts w:hint="default"/>
+          <w:b/>
+          <w:bCs/>
+          <w:sz w:val="28"/>
+          <w:szCs w:val="28"/>
+          <w:lang w:val="vi-VN"/>
+        </w:rPr>
+      </w:pPr>
+    </w:p>
+    <w:tbl>
+      <w:tblPr>
+        <w:tblStyle w:val="6"/>
+        <w:tblW w:w="0" w:type="auto"/>
+        <w:tblInd w:w="0" w:type="dxa"/>
+        <w:tblBorders>
+          <w:top w:val="single" w:color="auto" w:sz="4" w:space="0"/>
+          <w:left w:val="single" w:color="auto" w:sz="4" w:space="0"/>
+          <w:bottom w:val="single" w:color="auto" w:sz="4" w:space="0"/>
+          <w:right w:val="single" w:color="auto" w:sz="4" w:space="0"/>
+          <w:insideH w:val="single" w:color="auto" w:sz="4" w:space="0"/>
+          <w:insideV w:val="single" w:color="auto" w:sz="4" w:space="0"/>
+        </w:tblBorders>
+        <w:tblLayout w:type="autofit"/>
+        <w:tblCellMar>
+          <w:left w:w="108" w:type="dxa"/>
+          <w:right w:w="108" w:type="dxa"/>
+        </w:tblCellMar>
+      </w:tblPr>
+      <w:tblGrid>
+        <w:gridCol w:w="589"/>
+        <w:gridCol w:w="2400"/>
+        <w:gridCol w:w="3402"/>
+        <w:gridCol w:w="2131"/>
+      </w:tblGrid>
+      <w:tr>
+        <w:tblPrEx>
+          <w:tblBorders>
+            <w:top w:val="single" w:color="auto" w:sz="4" w:space="0"/>
+            <w:left w:val="single" w:color="auto" w:sz="4" w:space="0"/>
+            <w:bottom w:val="single" w:color="auto" w:sz="4" w:space="0"/>
+            <w:right w:val="single" w:color="auto" w:sz="4" w:space="0"/>
+            <w:insideH w:val="single" w:color="auto" w:sz="4" w:space="0"/>
+            <w:insideV w:val="single" w:color="auto" w:sz="4" w:space="0"/>
+          </w:tblBorders>
+          <w:tblCellMar>
+            <w:left w:w="108" w:type="dxa"/>
+            <w:right w:w="108" w:type="dxa"/>
+          </w:tblCellMar>
+        </w:tblPrEx>
+        <w:tc>
+          <w:tcPr>
+            <w:tcW w:w="589" w:type="dxa"/>
+          </w:tcPr>
+          <w:p>
+            <w:pPr>
+              <w:rPr>
+                <w:rFonts w:hint="default"/>
+                <w:b/>
+                <w:bCs/>
+                <w:sz w:val="28"/>
+                <w:szCs w:val="28"/>
+                <w:vertAlign w:val="baseline"/>
+                <w:lang w:val="vi-VN"/>
+              </w:rPr>
+            </w:pPr>
+            <w:r>
+              <w:rPr>
+                <w:rFonts w:hint="default"/>
+                <w:b/>
+                <w:bCs/>
+                <w:sz w:val="28"/>
+                <w:szCs w:val="28"/>
+                <w:vertAlign w:val="baseline"/>
+                <w:lang w:val="vi-VN"/>
+              </w:rPr>
+              <w:t>#</w:t>
+            </w:r>
+          </w:p>
+        </w:tc>
+        <w:tc>
+          <w:tcPr>
+            <w:tcW w:w="2400" w:type="dxa"/>
+          </w:tcPr>
+          <w:p>
+            <w:pPr>
+              <w:rPr>
+                <w:rFonts w:hint="default"/>
+                <w:b/>
+                <w:bCs/>
+                <w:sz w:val="28"/>
+                <w:szCs w:val="28"/>
+                <w:vertAlign w:val="baseline"/>
+                <w:lang w:val="vi-VN"/>
+              </w:rPr>
+            </w:pPr>
+            <w:r>
+              <w:rPr>
+                <w:rFonts w:hint="default"/>
+                <w:b/>
+                <w:bCs/>
+                <w:sz w:val="28"/>
+                <w:szCs w:val="28"/>
+                <w:vertAlign w:val="baseline"/>
+                <w:lang w:val="vi-VN"/>
+              </w:rPr>
+              <w:t>Lỗi</w:t>
+            </w:r>
+          </w:p>
+        </w:tc>
+        <w:tc>
+          <w:tcPr>
+            <w:tcW w:w="3402" w:type="dxa"/>
+          </w:tcPr>
+          <w:p>
+            <w:pPr>
+              <w:rPr>
+                <w:rFonts w:hint="default"/>
+                <w:b/>
+                <w:bCs/>
+                <w:sz w:val="28"/>
+                <w:szCs w:val="28"/>
+                <w:vertAlign w:val="baseline"/>
+                <w:lang w:val="vi-VN"/>
+              </w:rPr>
+            </w:pPr>
+            <w:r>
+              <w:rPr>
+                <w:rFonts w:hint="default"/>
+                <w:b/>
+                <w:bCs/>
+                <w:sz w:val="28"/>
+                <w:szCs w:val="28"/>
+                <w:vertAlign w:val="baseline"/>
+                <w:lang w:val="vi-VN"/>
+              </w:rPr>
+              <w:t>Nguyên tắc vi phạm</w:t>
+            </w:r>
+          </w:p>
+        </w:tc>
+        <w:tc>
+          <w:tcPr>
+            <w:tcW w:w="2131" w:type="dxa"/>
+          </w:tcPr>
+          <w:p>
+            <w:pPr>
+              <w:rPr>
+                <w:rFonts w:hint="default"/>
+                <w:b/>
+                <w:bCs/>
+                <w:sz w:val="28"/>
+                <w:szCs w:val="28"/>
+                <w:vertAlign w:val="baseline"/>
+                <w:lang w:val="vi-VN"/>
+              </w:rPr>
+            </w:pPr>
+            <w:r>
+              <w:rPr>
+                <w:rFonts w:hint="default"/>
+                <w:b/>
+                <w:bCs/>
+                <w:sz w:val="28"/>
+                <w:szCs w:val="28"/>
+                <w:vertAlign w:val="baseline"/>
+                <w:lang w:val="vi-VN"/>
+              </w:rPr>
+              <w:t>Cách sửa</w:t>
+            </w:r>
+          </w:p>
+        </w:tc>
+      </w:tr>
+      <w:tr>
+        <w:tblPrEx>
+          <w:tblBorders>
+            <w:top w:val="single" w:color="auto" w:sz="4" w:space="0"/>
+            <w:left w:val="single" w:color="auto" w:sz="4" w:space="0"/>
+            <w:bottom w:val="single" w:color="auto" w:sz="4" w:space="0"/>
+            <w:right w:val="single" w:color="auto" w:sz="4" w:space="0"/>
+            <w:insideH w:val="single" w:color="auto" w:sz="4" w:space="0"/>
+            <w:insideV w:val="single" w:color="auto" w:sz="4" w:space="0"/>
+          </w:tblBorders>
+          <w:tblCellMar>
+            <w:left w:w="108" w:type="dxa"/>
+            <w:right w:w="108" w:type="dxa"/>
+          </w:tblCellMar>
+        </w:tblPrEx>
+        <w:tc>
+          <w:tcPr>
+            <w:tcW w:w="589" w:type="dxa"/>
+          </w:tcPr>
+          <w:p>
+            <w:pPr>
+              <w:rPr>
+                <w:rFonts w:hint="default"/>
+                <w:b w:val="0"/>
+                <w:bCs w:val="0"/>
+                <w:sz w:val="28"/>
+                <w:szCs w:val="28"/>
+                <w:vertAlign w:val="baseline"/>
+                <w:lang w:val="vi-VN"/>
+              </w:rPr>
+            </w:pPr>
+            <w:r>
+              <w:rPr>
+                <w:rFonts w:hint="default"/>
+                <w:b w:val="0"/>
+                <w:bCs w:val="0"/>
+                <w:sz w:val="28"/>
+                <w:szCs w:val="28"/>
+                <w:vertAlign w:val="baseline"/>
+                <w:lang w:val="vi-VN"/>
+              </w:rPr>
+              <w:t>1</w:t>
+            </w:r>
+          </w:p>
+        </w:tc>
+        <w:tc>
+          <w:tcPr>
+            <w:tcW w:w="2400" w:type="dxa"/>
+          </w:tcPr>
+          <w:p>
+            <w:pPr>
+              <w:rPr>
+                <w:rFonts w:hint="default"/>
+                <w:b w:val="0"/>
+                <w:bCs w:val="0"/>
+                <w:sz w:val="28"/>
+                <w:szCs w:val="28"/>
+                <w:vertAlign w:val="baseline"/>
+                <w:lang w:val="vi-VN"/>
+              </w:rPr>
+            </w:pPr>
+            <w:r>
+              <w:rPr>
+                <w:rFonts w:hint="default"/>
+                <w:b w:val="0"/>
+                <w:bCs w:val="0"/>
+                <w:sz w:val="28"/>
+                <w:szCs w:val="28"/>
+                <w:vertAlign w:val="baseline"/>
+                <w:lang w:val="vi-VN"/>
+              </w:rPr>
+              <w:t>Vẫn chọn lớp được dù lớp đó đã hiện sĩ số đủ</w:t>
+            </w:r>
+          </w:p>
+        </w:tc>
+        <w:tc>
+          <w:tcPr>
+            <w:tcW w:w="3402" w:type="dxa"/>
+          </w:tcPr>
+          <w:p>
+            <w:pPr>
+              <w:rPr>
+                <w:rFonts w:hint="default"/>
+                <w:b w:val="0"/>
+                <w:bCs w:val="0"/>
+                <w:sz w:val="28"/>
+                <w:szCs w:val="28"/>
+                <w:vertAlign w:val="baseline"/>
+                <w:lang w:val="vi-VN"/>
+              </w:rPr>
+            </w:pPr>
+          </w:p>
+        </w:tc>
+        <w:tc>
+          <w:tcPr>
+            <w:tcW w:w="2131" w:type="dxa"/>
+          </w:tcPr>
+          <w:p>
+            <w:pPr>
+              <w:rPr>
+                <w:rFonts w:hint="default"/>
+                <w:b w:val="0"/>
+                <w:bCs w:val="0"/>
+                <w:sz w:val="28"/>
+                <w:szCs w:val="28"/>
+                <w:vertAlign w:val="baseline"/>
+                <w:lang w:val="vi-VN"/>
+              </w:rPr>
+            </w:pPr>
+            <w:r>
+              <w:rPr>
+                <w:rFonts w:hint="default"/>
+                <w:b w:val="0"/>
+                <w:bCs w:val="0"/>
+                <w:sz w:val="28"/>
+                <w:szCs w:val="28"/>
+                <w:vertAlign w:val="baseline"/>
+                <w:lang w:val="vi-VN"/>
+              </w:rPr>
+              <w:t>Lớp sĩ số đủ thì nên làm mờ và không cho chọn vào</w:t>
+            </w:r>
+          </w:p>
+        </w:tc>
+      </w:tr>
+      <w:tr>
+        <w:tblPrEx>
+          <w:tblBorders>
+            <w:top w:val="single" w:color="auto" w:sz="4" w:space="0"/>
+            <w:left w:val="single" w:color="auto" w:sz="4" w:space="0"/>
+            <w:bottom w:val="single" w:color="auto" w:sz="4" w:space="0"/>
+            <w:right w:val="single" w:color="auto" w:sz="4" w:space="0"/>
+            <w:insideH w:val="single" w:color="auto" w:sz="4" w:space="0"/>
+            <w:insideV w:val="single" w:color="auto" w:sz="4" w:space="0"/>
+          </w:tblBorders>
+          <w:tblCellMar>
+            <w:left w:w="108" w:type="dxa"/>
+            <w:right w:w="108" w:type="dxa"/>
+          </w:tblCellMar>
+        </w:tblPrEx>
+        <w:tc>
+          <w:tcPr>
+            <w:tcW w:w="589" w:type="dxa"/>
+          </w:tcPr>
+          <w:p>
+            <w:pPr>
+              <w:rPr>
+                <w:rFonts w:hint="default"/>
+                <w:b w:val="0"/>
+                <w:bCs w:val="0"/>
+                <w:sz w:val="28"/>
+                <w:szCs w:val="28"/>
+                <w:vertAlign w:val="baseline"/>
+                <w:lang w:val="vi-VN"/>
+              </w:rPr>
+            </w:pPr>
+            <w:r>
+              <w:rPr>
+                <w:rFonts w:hint="default"/>
+                <w:b w:val="0"/>
+                <w:bCs w:val="0"/>
+                <w:sz w:val="28"/>
+                <w:szCs w:val="28"/>
+                <w:vertAlign w:val="baseline"/>
+                <w:lang w:val="vi-VN"/>
+              </w:rPr>
+              <w:t>2</w:t>
+            </w:r>
+          </w:p>
+        </w:tc>
+        <w:tc>
+          <w:tcPr>
+            <w:tcW w:w="2400" w:type="dxa"/>
+          </w:tcPr>
+          <w:p>
+            <w:pPr>
+              <w:rPr>
+                <w:rFonts w:hint="default"/>
+                <w:b w:val="0"/>
+                <w:bCs w:val="0"/>
+                <w:sz w:val="28"/>
+                <w:szCs w:val="28"/>
+                <w:vertAlign w:val="baseline"/>
+                <w:lang w:val="vi-VN"/>
+              </w:rPr>
+            </w:pPr>
+          </w:p>
+        </w:tc>
+        <w:tc>
+          <w:tcPr>
+            <w:tcW w:w="3402" w:type="dxa"/>
+          </w:tcPr>
+          <w:p>
+            <w:pPr>
+              <w:rPr>
+                <w:rFonts w:hint="default"/>
+                <w:b w:val="0"/>
+                <w:bCs w:val="0"/>
+                <w:sz w:val="28"/>
+                <w:szCs w:val="28"/>
+                <w:vertAlign w:val="baseline"/>
+                <w:lang w:val="vi-VN"/>
+              </w:rPr>
+            </w:pPr>
+          </w:p>
+        </w:tc>
+        <w:tc>
+          <w:tcPr>
+            <w:tcW w:w="2131" w:type="dxa"/>
+          </w:tcPr>
+          <w:p>
+            <w:pPr>
+              <w:rPr>
+                <w:rFonts w:hint="default"/>
+                <w:b w:val="0"/>
+                <w:bCs w:val="0"/>
+                <w:sz w:val="28"/>
+                <w:szCs w:val="28"/>
+                <w:vertAlign w:val="baseline"/>
+                <w:lang w:val="vi-VN"/>
+              </w:rPr>
+            </w:pPr>
+          </w:p>
+        </w:tc>
+      </w:tr>
+      <w:tr>
+        <w:tblPrEx>
+          <w:tblBorders>
+            <w:top w:val="single" w:color="auto" w:sz="4" w:space="0"/>
+            <w:left w:val="single" w:color="auto" w:sz="4" w:space="0"/>
+            <w:bottom w:val="single" w:color="auto" w:sz="4" w:space="0"/>
+            <w:right w:val="single" w:color="auto" w:sz="4" w:space="0"/>
+            <w:insideH w:val="single" w:color="auto" w:sz="4" w:space="0"/>
+            <w:insideV w:val="single" w:color="auto" w:sz="4" w:space="0"/>
+          </w:tblBorders>
+          <w:tblCellMar>
+            <w:left w:w="108" w:type="dxa"/>
+            <w:right w:w="108" w:type="dxa"/>
+          </w:tblCellMar>
+        </w:tblPrEx>
+        <w:tc>
+          <w:tcPr>
+            <w:tcW w:w="589" w:type="dxa"/>
+          </w:tcPr>
+          <w:p>
+            <w:pPr>
+              <w:rPr>
+                <w:rFonts w:hint="default"/>
+                <w:b w:val="0"/>
+                <w:bCs w:val="0"/>
+                <w:sz w:val="28"/>
+                <w:szCs w:val="28"/>
+                <w:vertAlign w:val="baseline"/>
+                <w:lang w:val="vi-VN"/>
+              </w:rPr>
+            </w:pPr>
+            <w:r>
+              <w:rPr>
+                <w:rFonts w:hint="default"/>
+                <w:b w:val="0"/>
+                <w:bCs w:val="0"/>
+                <w:sz w:val="28"/>
+                <w:szCs w:val="28"/>
+                <w:vertAlign w:val="baseline"/>
+                <w:lang w:val="vi-VN"/>
+              </w:rPr>
+              <w:t>3</w:t>
+            </w:r>
+          </w:p>
+        </w:tc>
+        <w:tc>
+          <w:tcPr>
+            <w:tcW w:w="2400" w:type="dxa"/>
+          </w:tcPr>
+          <w:p>
+            <w:pPr>
+              <w:rPr>
+                <w:rFonts w:hint="default"/>
+                <w:b w:val="0"/>
+                <w:bCs w:val="0"/>
+                <w:sz w:val="28"/>
+                <w:szCs w:val="28"/>
+                <w:vertAlign w:val="baseline"/>
+                <w:lang w:val="vi-VN"/>
+              </w:rPr>
+            </w:pPr>
+          </w:p>
+        </w:tc>
+        <w:tc>
+          <w:tcPr>
+            <w:tcW w:w="3402" w:type="dxa"/>
+          </w:tcPr>
+          <w:p>
+            <w:pPr>
+              <w:rPr>
+                <w:rFonts w:hint="default"/>
+                <w:b w:val="0"/>
+                <w:bCs w:val="0"/>
+                <w:sz w:val="28"/>
+                <w:szCs w:val="28"/>
+                <w:vertAlign w:val="baseline"/>
+                <w:lang w:val="vi-VN"/>
+              </w:rPr>
+            </w:pPr>
+          </w:p>
+        </w:tc>
+        <w:tc>
+          <w:tcPr>
+            <w:tcW w:w="2131" w:type="dxa"/>
+          </w:tcPr>
+          <w:p>
+            <w:pPr>
+              <w:rPr>
+                <w:rFonts w:hint="default"/>
+                <w:b w:val="0"/>
+                <w:bCs w:val="0"/>
+                <w:sz w:val="28"/>
+                <w:szCs w:val="28"/>
+                <w:vertAlign w:val="baseline"/>
+                <w:lang w:val="vi-VN"/>
+              </w:rPr>
+            </w:pPr>
+          </w:p>
+        </w:tc>
+      </w:tr>
+      <w:tr>
+        <w:tblPrEx>
+          <w:tblBorders>
+            <w:top w:val="single" w:color="auto" w:sz="4" w:space="0"/>
+            <w:left w:val="single" w:color="auto" w:sz="4" w:space="0"/>
+            <w:bottom w:val="single" w:color="auto" w:sz="4" w:space="0"/>
+            <w:right w:val="single" w:color="auto" w:sz="4" w:space="0"/>
+            <w:insideH w:val="single" w:color="auto" w:sz="4" w:space="0"/>
+            <w:insideV w:val="single" w:color="auto" w:sz="4" w:space="0"/>
+          </w:tblBorders>
+          <w:tblCellMar>
+            <w:left w:w="108" w:type="dxa"/>
+            <w:right w:w="108" w:type="dxa"/>
+          </w:tblCellMar>
+        </w:tblPrEx>
+        <w:tc>
+          <w:tcPr>
+            <w:tcW w:w="589" w:type="dxa"/>
+          </w:tcPr>
+          <w:p>
+            <w:pPr>
+              <w:rPr>
+                <w:rFonts w:hint="default"/>
+                <w:b w:val="0"/>
+                <w:bCs w:val="0"/>
+                <w:sz w:val="28"/>
+                <w:szCs w:val="28"/>
+                <w:vertAlign w:val="baseline"/>
+                <w:lang w:val="vi-VN"/>
+              </w:rPr>
+            </w:pPr>
+            <w:r>
+              <w:rPr>
+                <w:rFonts w:hint="default"/>
+                <w:b w:val="0"/>
+                <w:bCs w:val="0"/>
+                <w:sz w:val="28"/>
+                <w:szCs w:val="28"/>
+                <w:vertAlign w:val="baseline"/>
+                <w:lang w:val="vi-VN"/>
+              </w:rPr>
+              <w:t>4</w:t>
+            </w:r>
+          </w:p>
+        </w:tc>
+        <w:tc>
+          <w:tcPr>
+            <w:tcW w:w="2400" w:type="dxa"/>
+          </w:tcPr>
+          <w:p>
+            <w:pPr>
+              <w:rPr>
+                <w:rFonts w:hint="default"/>
+                <w:b w:val="0"/>
+                <w:bCs w:val="0"/>
+                <w:sz w:val="28"/>
+                <w:szCs w:val="28"/>
+                <w:vertAlign w:val="baseline"/>
+                <w:lang w:val="vi-VN"/>
+              </w:rPr>
+            </w:pPr>
+          </w:p>
+        </w:tc>
+        <w:tc>
+          <w:tcPr>
+            <w:tcW w:w="3402" w:type="dxa"/>
+          </w:tcPr>
+          <w:p>
+            <w:pPr>
+              <w:rPr>
+                <w:rFonts w:hint="default"/>
+                <w:b w:val="0"/>
+                <w:bCs w:val="0"/>
+                <w:sz w:val="28"/>
+                <w:szCs w:val="28"/>
+                <w:vertAlign w:val="baseline"/>
+                <w:lang w:val="vi-VN"/>
+              </w:rPr>
+            </w:pPr>
+          </w:p>
+        </w:tc>
+        <w:tc>
+          <w:tcPr>
+            <w:tcW w:w="2131" w:type="dxa"/>
+          </w:tcPr>
+          <w:p>
+            <w:pPr>
+              <w:rPr>
+                <w:rFonts w:hint="default"/>
+                <w:b w:val="0"/>
+                <w:bCs w:val="0"/>
+                <w:sz w:val="28"/>
+                <w:szCs w:val="28"/>
+                <w:vertAlign w:val="baseline"/>
+                <w:lang w:val="vi-VN"/>
+              </w:rPr>
+            </w:pPr>
+          </w:p>
+        </w:tc>
+      </w:tr>
+    </w:tbl>
+    <w:p>
+      <w:pPr>
+        <w:rPr>
+          <w:rFonts w:hint="default"/>
+          <w:b/>
+          <w:bCs/>
+          <w:sz w:val="28"/>
+          <w:szCs w:val="28"/>
+          <w:lang w:val="vi-VN"/>
+        </w:rPr>
+      </w:pPr>
+    </w:p>
+    <w:p>
+      <w:pPr>
+        <w:rPr>
+          <w:rFonts w:hint="default"/>
+          <w:b/>
+          <w:bCs/>
+          <w:sz w:val="28"/>
+          <w:szCs w:val="28"/>
+          <w:lang w:val="vi-VN"/>
+        </w:rPr>
+      </w:pPr>
+      <w:r>
+        <w:rPr>
+          <w:rFonts w:hint="default"/>
+          <w:b/>
+          <w:bCs/>
+          <w:sz w:val="28"/>
+          <w:szCs w:val="28"/>
+          <w:lang w:val="vi-VN"/>
+        </w:rPr>
+        <w:t>Phân tích tác động</w:t>
+      </w:r>
+    </w:p>
+    <w:p>
+      <w:pPr>
+        <w:rPr>
+          <w:rFonts w:hint="default"/>
+          <w:b/>
+          <w:bCs/>
+          <w:sz w:val="28"/>
+          <w:szCs w:val="28"/>
+          <w:lang w:val="vi-VN"/>
+        </w:rPr>
+      </w:pPr>
+    </w:p>
+    <w:tbl>
+      <w:tblPr>
+        <w:tblStyle w:val="6"/>
+        <w:tblW w:w="0" w:type="auto"/>
+        <w:tblInd w:w="0" w:type="dxa"/>
+        <w:tblBorders>
+          <w:top w:val="single" w:color="auto" w:sz="4" w:space="0"/>
+          <w:left w:val="single" w:color="auto" w:sz="4" w:space="0"/>
+          <w:bottom w:val="single" w:color="auto" w:sz="4" w:space="0"/>
+          <w:right w:val="single" w:color="auto" w:sz="4" w:space="0"/>
+          <w:insideH w:val="single" w:color="auto" w:sz="4" w:space="0"/>
+          <w:insideV w:val="single" w:color="auto" w:sz="4" w:space="0"/>
+        </w:tblBorders>
+        <w:tblLayout w:type="autofit"/>
+        <w:tblCellMar>
+          <w:left w:w="108" w:type="dxa"/>
+          <w:right w:w="108" w:type="dxa"/>
+        </w:tblCellMar>
+      </w:tblPr>
+      <w:tblGrid>
+        <w:gridCol w:w="4261"/>
+        <w:gridCol w:w="4261"/>
+      </w:tblGrid>
+      <w:tr>
+        <w:tblPrEx>
+          <w:tblBorders>
+            <w:top w:val="single" w:color="auto" w:sz="4" w:space="0"/>
+            <w:left w:val="single" w:color="auto" w:sz="4" w:space="0"/>
+            <w:bottom w:val="single" w:color="auto" w:sz="4" w:space="0"/>
+            <w:right w:val="single" w:color="auto" w:sz="4" w:space="0"/>
+            <w:insideH w:val="single" w:color="auto" w:sz="4" w:space="0"/>
+            <w:insideV w:val="single" w:color="auto" w:sz="4" w:space="0"/>
+          </w:tblBorders>
+          <w:tblCellMar>
+            <w:left w:w="108" w:type="dxa"/>
+            <w:right w:w="108" w:type="dxa"/>
+          </w:tblCellMar>
+        </w:tblPrEx>
+        <w:tc>
+          <w:tcPr>
+            <w:tcW w:w="4261" w:type="dxa"/>
+          </w:tcPr>
+          <w:p>
+            <w:pPr>
+              <w:rPr>
+                <w:rFonts w:hint="default"/>
+                <w:b/>
+                <w:bCs/>
+                <w:sz w:val="28"/>
+                <w:szCs w:val="28"/>
+                <w:vertAlign w:val="baseline"/>
+                <w:lang w:val="vi-VN"/>
+              </w:rPr>
+            </w:pPr>
+            <w:r>
+              <w:rPr>
+                <w:rFonts w:hint="default"/>
+                <w:b/>
+                <w:bCs/>
+                <w:sz w:val="28"/>
+                <w:szCs w:val="28"/>
+                <w:vertAlign w:val="baseline"/>
+                <w:lang w:val="vi-VN"/>
+              </w:rPr>
+              <w:t>Khía cạnh</w:t>
+            </w:r>
+          </w:p>
+        </w:tc>
+        <w:tc>
+          <w:tcPr>
+            <w:tcW w:w="4261" w:type="dxa"/>
+          </w:tcPr>
+          <w:p>
+            <w:pPr>
+              <w:rPr>
+                <w:rFonts w:hint="default"/>
+                <w:b/>
+                <w:bCs/>
+                <w:sz w:val="28"/>
+                <w:szCs w:val="28"/>
+                <w:vertAlign w:val="baseline"/>
+                <w:lang w:val="vi-VN"/>
+              </w:rPr>
+            </w:pPr>
+            <w:r>
+              <w:rPr>
+                <w:rFonts w:hint="default"/>
+                <w:b/>
+                <w:bCs/>
+                <w:sz w:val="28"/>
+                <w:szCs w:val="28"/>
+                <w:vertAlign w:val="baseline"/>
+                <w:lang w:val="vi-VN"/>
+              </w:rPr>
+              <w:t>Tác động</w:t>
+            </w:r>
+          </w:p>
+        </w:tc>
+      </w:tr>
+      <w:tr>
+        <w:tblPrEx>
+          <w:tblBorders>
+            <w:top w:val="single" w:color="auto" w:sz="4" w:space="0"/>
+            <w:left w:val="single" w:color="auto" w:sz="4" w:space="0"/>
+            <w:bottom w:val="single" w:color="auto" w:sz="4" w:space="0"/>
+            <w:right w:val="single" w:color="auto" w:sz="4" w:space="0"/>
+            <w:insideH w:val="single" w:color="auto" w:sz="4" w:space="0"/>
+            <w:insideV w:val="single" w:color="auto" w:sz="4" w:space="0"/>
+          </w:tblBorders>
+          <w:tblCellMar>
+            <w:left w:w="108" w:type="dxa"/>
+            <w:right w:w="108" w:type="dxa"/>
+          </w:tblCellMar>
+        </w:tblPrEx>
+        <w:tc>
+          <w:tcPr>
+            <w:tcW w:w="4261" w:type="dxa"/>
+          </w:tcPr>
+          <w:p>
+            <w:pPr>
+              <w:rPr>
+                <w:rFonts w:hint="default"/>
+                <w:b/>
+                <w:bCs/>
+                <w:sz w:val="28"/>
+                <w:szCs w:val="28"/>
+                <w:vertAlign w:val="baseline"/>
+                <w:lang w:val="vi-VN"/>
+              </w:rPr>
+            </w:pPr>
+            <w:r>
+              <w:rPr>
+                <w:rFonts w:hint="default"/>
+                <w:b/>
+                <w:bCs/>
+                <w:sz w:val="28"/>
+                <w:szCs w:val="28"/>
+                <w:vertAlign w:val="baseline"/>
+                <w:lang w:val="vi-VN"/>
+              </w:rPr>
+              <w:t>Giao diện</w:t>
+            </w:r>
+          </w:p>
+        </w:tc>
+        <w:tc>
+          <w:tcPr>
+            <w:tcW w:w="4261" w:type="dxa"/>
+          </w:tcPr>
+          <w:p>
+            <w:pPr>
+              <w:rPr>
+                <w:rFonts w:hint="default"/>
+                <w:b/>
+                <w:bCs/>
+                <w:sz w:val="28"/>
+                <w:szCs w:val="28"/>
+                <w:vertAlign w:val="baseline"/>
+                <w:lang w:val="vi-VN"/>
+              </w:rPr>
+            </w:pPr>
+            <w:bookmarkStart w:id="0" w:name="_GoBack"/>
+            <w:bookmarkEnd w:id="0"/>
+          </w:p>
+        </w:tc>
+      </w:tr>
+      <w:tr>
+        <w:tblPrEx>
+          <w:tblBorders>
+            <w:top w:val="single" w:color="auto" w:sz="4" w:space="0"/>
+            <w:left w:val="single" w:color="auto" w:sz="4" w:space="0"/>
+            <w:bottom w:val="single" w:color="auto" w:sz="4" w:space="0"/>
+            <w:right w:val="single" w:color="auto" w:sz="4" w:space="0"/>
+            <w:insideH w:val="single" w:color="auto" w:sz="4" w:space="0"/>
+            <w:insideV w:val="single" w:color="auto" w:sz="4" w:space="0"/>
+          </w:tblBorders>
+          <w:tblCellMar>
+            <w:left w:w="108" w:type="dxa"/>
+            <w:right w:w="108" w:type="dxa"/>
+          </w:tblCellMar>
+        </w:tblPrEx>
+        <w:tc>
+          <w:tcPr>
+            <w:tcW w:w="4261" w:type="dxa"/>
+          </w:tcPr>
+          <w:p>
+            <w:pPr>
+              <w:rPr>
+                <w:rFonts w:hint="default"/>
+                <w:b/>
+                <w:bCs/>
+                <w:sz w:val="28"/>
+                <w:szCs w:val="28"/>
+                <w:vertAlign w:val="baseline"/>
+                <w:lang w:val="vi-VN"/>
+              </w:rPr>
+            </w:pPr>
+          </w:p>
+        </w:tc>
+        <w:tc>
+          <w:tcPr>
+            <w:tcW w:w="4261" w:type="dxa"/>
+          </w:tcPr>
+          <w:p>
+            <w:pPr>
+              <w:rPr>
+                <w:rFonts w:hint="default"/>
+                <w:b/>
+                <w:bCs/>
+                <w:sz w:val="28"/>
+                <w:szCs w:val="28"/>
+                <w:vertAlign w:val="baseline"/>
+                <w:lang w:val="vi-VN"/>
+              </w:rPr>
+            </w:pPr>
+          </w:p>
+        </w:tc>
+      </w:tr>
+      <w:tr>
+        <w:tblPrEx>
+          <w:tblBorders>
+            <w:top w:val="single" w:color="auto" w:sz="4" w:space="0"/>
+            <w:left w:val="single" w:color="auto" w:sz="4" w:space="0"/>
+            <w:bottom w:val="single" w:color="auto" w:sz="4" w:space="0"/>
+            <w:right w:val="single" w:color="auto" w:sz="4" w:space="0"/>
+            <w:insideH w:val="single" w:color="auto" w:sz="4" w:space="0"/>
+            <w:insideV w:val="single" w:color="auto" w:sz="4" w:space="0"/>
+          </w:tblBorders>
+          <w:tblCellMar>
+            <w:left w:w="108" w:type="dxa"/>
+            <w:right w:w="108" w:type="dxa"/>
+          </w:tblCellMar>
+        </w:tblPrEx>
+        <w:tc>
+          <w:tcPr>
+            <w:tcW w:w="4261" w:type="dxa"/>
+          </w:tcPr>
+          <w:p>
+            <w:pPr>
+              <w:rPr>
+                <w:rFonts w:hint="default"/>
+                <w:b/>
+                <w:bCs/>
+                <w:sz w:val="28"/>
+                <w:szCs w:val="28"/>
+                <w:vertAlign w:val="baseline"/>
+                <w:lang w:val="vi-VN"/>
+              </w:rPr>
+            </w:pPr>
+          </w:p>
+        </w:tc>
+        <w:tc>
+          <w:tcPr>
+            <w:tcW w:w="4261" w:type="dxa"/>
+          </w:tcPr>
+          <w:p>
+            <w:pPr>
+              <w:rPr>
+                <w:rFonts w:hint="default"/>
+                <w:b/>
+                <w:bCs/>
+                <w:sz w:val="28"/>
+                <w:szCs w:val="28"/>
+                <w:vertAlign w:val="baseline"/>
+                <w:lang w:val="vi-VN"/>
+              </w:rPr>
+            </w:pPr>
+          </w:p>
+        </w:tc>
+      </w:tr>
+      <w:tr>
+        <w:tblPrEx>
+          <w:tblBorders>
+            <w:top w:val="single" w:color="auto" w:sz="4" w:space="0"/>
+            <w:left w:val="single" w:color="auto" w:sz="4" w:space="0"/>
+            <w:bottom w:val="single" w:color="auto" w:sz="4" w:space="0"/>
+            <w:right w:val="single" w:color="auto" w:sz="4" w:space="0"/>
+            <w:insideH w:val="single" w:color="auto" w:sz="4" w:space="0"/>
+            <w:insideV w:val="single" w:color="auto" w:sz="4" w:space="0"/>
+          </w:tblBorders>
+          <w:tblCellMar>
+            <w:left w:w="108" w:type="dxa"/>
+            <w:right w:w="108" w:type="dxa"/>
+          </w:tblCellMar>
+        </w:tblPrEx>
+        <w:tc>
+          <w:tcPr>
+            <w:tcW w:w="4261" w:type="dxa"/>
+          </w:tcPr>
+          <w:p>
+            <w:pPr>
+              <w:rPr>
+                <w:rFonts w:hint="default"/>
+                <w:b/>
+                <w:bCs/>
+                <w:sz w:val="28"/>
+                <w:szCs w:val="28"/>
+                <w:vertAlign w:val="baseline"/>
+                <w:lang w:val="vi-VN"/>
+              </w:rPr>
+            </w:pPr>
+          </w:p>
+        </w:tc>
+        <w:tc>
+          <w:tcPr>
+            <w:tcW w:w="4261" w:type="dxa"/>
+          </w:tcPr>
+          <w:p>
+            <w:pPr>
+              <w:rPr>
+                <w:rFonts w:hint="default"/>
+                <w:b/>
+                <w:bCs/>
+                <w:sz w:val="28"/>
+                <w:szCs w:val="28"/>
+                <w:vertAlign w:val="baseline"/>
+                <w:lang w:val="vi-VN"/>
+              </w:rPr>
+            </w:pPr>
+          </w:p>
+        </w:tc>
+      </w:tr>
+    </w:tbl>
+    <w:p>
+      <w:pPr>
+        <w:rPr>
+          <w:rFonts w:hint="default"/>
+          <w:b/>
+          <w:bCs/>
+          <w:sz w:val="28"/>
+          <w:szCs w:val="28"/>
+          <w:lang w:val="vi-VN"/>
+        </w:rPr>
+      </w:pPr>
     </w:p>
     <w:sectPr>
       <w:pgSz w:w="11906" w:h="16838"/>
